--- a/app/backend/templates/ACKNOWLEDGEMENT_RECEIPT.docx
+++ b/app/backend/templates/ACKNOWLEDGEMENT_RECEIPT.docx
@@ -2347,6 +2347,16 @@
                 <w:szCs w:val="18"/>
               </w:rPr>
             </w:pPr>
+          </w:p>
+          <w:p>
+            <w:r>
+              <w:rPr>
+                <w:color w:val="FFFFFF"/>
+                <w:sz w:val="2"/>
+                <w:szCs w:val="2"/>
+              </w:rPr>
+              <w:t xml:space="preserve">[[SIGNATURE_ANCHOR]]</w:t>
+            </w:r>
           </w:p>
           <w:p>
             <w:pPr>

--- a/app/backend/templates/ACKNOWLEDGEMENT_RECEIPT.docx
+++ b/app/backend/templates/ACKNOWLEDGEMENT_RECEIPT.docx
@@ -19,7 +19,7 @@
           <w:szCs w:val="18"/>
         </w:rPr>
         <w:drawing>
-          <wp:anchor distT="0" distB="0" distL="114300" distR="114300" simplePos="0" relativeHeight="251658240" behindDoc="1" locked="0" layoutInCell="1" allowOverlap="1" wp14:anchorId="055E9734" wp14:editId="69D8AD5E">
+          <wp:anchor distT="0" distB="0" distL="114300" distR="114300" simplePos="0" relativeHeight="251658240" behindDoc="1" locked="0" layoutInCell="1" allowOverlap="1" wp14:anchorId="055E9734" wp14:editId="6CD3CDD4">
             <wp:simplePos x="0" y="0"/>
             <wp:positionH relativeFrom="column">
               <wp:posOffset>30480</wp:posOffset>
@@ -2186,177 +2186,195 @@
             </w:pPr>
           </w:p>
           <w:p>
-            <w:pPr>
-              <w:rPr>
-                <w:rFonts w:ascii="Arial" w:hAnsi="Arial" w:cs="Arial"/>
-                <w:sz w:val="18"/>
-                <w:szCs w:val="18"/>
-              </w:rPr>
-            </w:pPr>
-            <w:r>
-              <w:rPr>
-                <w:rFonts w:ascii="Arial" w:hAnsi="Arial" w:cs="Arial"/>
-                <w:sz w:val="18"/>
-                <w:szCs w:val="18"/>
-              </w:rPr>
-              <w:t>________________________</w:t>
-            </w:r>
-          </w:p>
-          <w:p>
-            <w:pPr>
-              <w:rPr>
-                <w:rFonts w:ascii="Arial" w:hAnsi="Arial" w:cs="Arial"/>
-                <w:sz w:val="18"/>
-                <w:szCs w:val="18"/>
-              </w:rPr>
-            </w:pPr>
-            <w:r>
-              <w:rPr>
-                <w:rFonts w:ascii="Arial" w:hAnsi="Arial" w:cs="Arial"/>
-                <w:sz w:val="18"/>
-                <w:szCs w:val="18"/>
-              </w:rPr>
-              <w:t>Signature Over Printed Name</w:t>
-            </w:r>
-          </w:p>
-        </w:tc>
-      </w:tr>
-      <w:tr>
-        <w:tc>
-          <w:tcPr>
-            <w:tcW w:w="1838" w:type="dxa"/>
-          </w:tcPr>
-          <w:p>
-            <w:pPr>
-              <w:rPr>
-                <w:rFonts w:ascii="Arial" w:hAnsi="Arial" w:cs="Arial"/>
-                <w:sz w:val="18"/>
-                <w:szCs w:val="18"/>
-              </w:rPr>
-            </w:pPr>
-          </w:p>
-          <w:p>
-            <w:pPr>
-              <w:rPr>
-                <w:rFonts w:ascii="Arial" w:hAnsi="Arial" w:cs="Arial"/>
-                <w:sz w:val="18"/>
-                <w:szCs w:val="18"/>
-              </w:rPr>
-            </w:pPr>
-            <w:r>
-              <w:rPr>
-                <w:rFonts w:ascii="Arial" w:hAnsi="Arial" w:cs="Arial"/>
-                <w:sz w:val="18"/>
-                <w:szCs w:val="18"/>
-              </w:rPr>
-              <w:t>Check Account No.</w:t>
-            </w:r>
-          </w:p>
-          <w:p>
-            <w:pPr>
-              <w:rPr>
-                <w:rFonts w:ascii="Arial" w:hAnsi="Arial" w:cs="Arial"/>
-                <w:sz w:val="18"/>
-                <w:szCs w:val="18"/>
-              </w:rPr>
-            </w:pPr>
-          </w:p>
-        </w:tc>
-        <w:tc>
-          <w:tcPr>
-            <w:tcW w:w="8954" w:type="dxa"/>
-          </w:tcPr>
-          <w:p>
-            <w:pPr>
-              <w:rPr>
-                <w:rFonts w:ascii="Arial" w:hAnsi="Arial" w:cs="Arial"/>
-                <w:sz w:val="18"/>
-                <w:szCs w:val="18"/>
-              </w:rPr>
-            </w:pPr>
-          </w:p>
-          <w:p>
-            <w:pPr>
-              <w:rPr>
-                <w:rFonts w:ascii="Arial" w:hAnsi="Arial" w:cs="Arial"/>
-                <w:sz w:val="18"/>
-                <w:szCs w:val="18"/>
-              </w:rPr>
-            </w:pPr>
-            <w:r>
-              <w:rPr>
-                <w:rFonts w:ascii="Arial" w:hAnsi="Arial" w:cs="Arial"/>
-                <w:sz w:val="18"/>
-                <w:szCs w:val="18"/>
-              </w:rPr>
-              <w:t>________________________</w:t>
-            </w:r>
-          </w:p>
-        </w:tc>
-      </w:tr>
-      <w:tr>
-        <w:tc>
-          <w:tcPr>
-            <w:tcW w:w="1838" w:type="dxa"/>
-          </w:tcPr>
-          <w:p>
-            <w:pPr>
-              <w:rPr>
-                <w:rFonts w:ascii="Arial" w:hAnsi="Arial" w:cs="Arial"/>
-                <w:sz w:val="18"/>
-                <w:szCs w:val="18"/>
-              </w:rPr>
-            </w:pPr>
-          </w:p>
-          <w:p>
-            <w:pPr>
-              <w:rPr>
-                <w:rFonts w:ascii="Arial" w:hAnsi="Arial" w:cs="Arial"/>
-                <w:sz w:val="18"/>
-                <w:szCs w:val="18"/>
-              </w:rPr>
-            </w:pPr>
-            <w:r>
-              <w:rPr>
-                <w:rFonts w:ascii="Arial" w:hAnsi="Arial" w:cs="Arial"/>
-                <w:sz w:val="18"/>
-                <w:szCs w:val="18"/>
-              </w:rPr>
-              <w:t>Received by:</w:t>
-            </w:r>
-          </w:p>
-          <w:p>
-            <w:pPr>
-              <w:rPr>
-                <w:rFonts w:ascii="Arial" w:hAnsi="Arial" w:cs="Arial"/>
-                <w:sz w:val="18"/>
-                <w:szCs w:val="18"/>
-              </w:rPr>
-            </w:pPr>
-          </w:p>
-        </w:tc>
-        <w:tc>
-          <w:tcPr>
-            <w:tcW w:w="8954" w:type="dxa"/>
-          </w:tcPr>
-          <w:p>
-            <w:pPr>
-              <w:rPr>
-                <w:rFonts w:ascii="Arial" w:hAnsi="Arial" w:cs="Arial"/>
-                <w:sz w:val="18"/>
-                <w:szCs w:val="18"/>
-              </w:rPr>
-            </w:pPr>
-          </w:p>
-          <w:p>
             <w:r>
               <w:rPr>
                 <w:color w:val="FFFFFF"/>
                 <w:sz w:val="2"/>
                 <w:szCs w:val="2"/>
               </w:rPr>
-              <w:t xml:space="preserve">[[SIGNATURE_ANCHOR]]</w:t>
-            </w:r>
+              <w:t>[[SIGNATURE_ANCHOR]]</w:t>
+            </w:r>
+          </w:p>
+          <w:p>
+            <w:pPr>
+              <w:rPr>
+                <w:rFonts w:ascii="Arial" w:hAnsi="Arial" w:cs="Arial"/>
+                <w:sz w:val="18"/>
+                <w:szCs w:val="18"/>
+              </w:rPr>
+            </w:pPr>
+            <w:r>
+              <w:rPr>
+                <w:rFonts w:ascii="Arial" w:hAnsi="Arial" w:cs="Arial"/>
+                <w:sz w:val="18"/>
+                <w:szCs w:val="18"/>
+              </w:rPr>
+              <w:t>{</w:t>
+            </w:r>
+            <w:proofErr w:type="spellStart"/>
+            <w:r>
+              <w:rPr>
+                <w:rFonts w:ascii="Arial" w:hAnsi="Arial" w:cs="Arial"/>
+                <w:sz w:val="18"/>
+                <w:szCs w:val="18"/>
+              </w:rPr>
+              <w:t>BorrowerName</w:t>
+            </w:r>
+            <w:proofErr w:type="spellEnd"/>
+            <w:r>
+              <w:rPr>
+                <w:rFonts w:ascii="Arial" w:hAnsi="Arial" w:cs="Arial"/>
+                <w:sz w:val="18"/>
+                <w:szCs w:val="18"/>
+              </w:rPr>
+              <w:t>}</w:t>
+            </w:r>
+          </w:p>
+          <w:p>
+            <w:pPr>
+              <w:rPr>
+                <w:rFonts w:ascii="Arial" w:hAnsi="Arial" w:cs="Arial"/>
+                <w:sz w:val="18"/>
+                <w:szCs w:val="18"/>
+              </w:rPr>
+            </w:pPr>
+            <w:r>
+              <w:rPr>
+                <w:rFonts w:ascii="Arial" w:hAnsi="Arial" w:cs="Arial"/>
+                <w:sz w:val="18"/>
+                <w:szCs w:val="18"/>
+              </w:rPr>
+              <w:t>Signature Over Printed Name</w:t>
+            </w:r>
+          </w:p>
+        </w:tc>
+      </w:tr>
+      <w:tr>
+        <w:tc>
+          <w:tcPr>
+            <w:tcW w:w="1838" w:type="dxa"/>
+          </w:tcPr>
+          <w:p>
+            <w:pPr>
+              <w:rPr>
+                <w:rFonts w:ascii="Arial" w:hAnsi="Arial" w:cs="Arial"/>
+                <w:sz w:val="18"/>
+                <w:szCs w:val="18"/>
+              </w:rPr>
+            </w:pPr>
+          </w:p>
+          <w:p>
+            <w:pPr>
+              <w:rPr>
+                <w:rFonts w:ascii="Arial" w:hAnsi="Arial" w:cs="Arial"/>
+                <w:sz w:val="18"/>
+                <w:szCs w:val="18"/>
+              </w:rPr>
+            </w:pPr>
+            <w:r>
+              <w:rPr>
+                <w:rFonts w:ascii="Arial" w:hAnsi="Arial" w:cs="Arial"/>
+                <w:sz w:val="18"/>
+                <w:szCs w:val="18"/>
+              </w:rPr>
+              <w:t>Check Account No.</w:t>
+            </w:r>
+          </w:p>
+          <w:p>
+            <w:pPr>
+              <w:rPr>
+                <w:rFonts w:ascii="Arial" w:hAnsi="Arial" w:cs="Arial"/>
+                <w:sz w:val="18"/>
+                <w:szCs w:val="18"/>
+              </w:rPr>
+            </w:pPr>
+          </w:p>
+        </w:tc>
+        <w:tc>
+          <w:tcPr>
+            <w:tcW w:w="8954" w:type="dxa"/>
+          </w:tcPr>
+          <w:p>
+            <w:pPr>
+              <w:rPr>
+                <w:rFonts w:ascii="Arial" w:hAnsi="Arial" w:cs="Arial"/>
+                <w:sz w:val="18"/>
+                <w:szCs w:val="18"/>
+              </w:rPr>
+            </w:pPr>
+          </w:p>
+          <w:p>
+            <w:pPr>
+              <w:rPr>
+                <w:rFonts w:ascii="Arial" w:hAnsi="Arial" w:cs="Arial"/>
+                <w:sz w:val="18"/>
+                <w:szCs w:val="18"/>
+              </w:rPr>
+            </w:pPr>
+            <w:r>
+              <w:rPr>
+                <w:rFonts w:ascii="Arial" w:hAnsi="Arial" w:cs="Arial"/>
+                <w:sz w:val="18"/>
+                <w:szCs w:val="18"/>
+              </w:rPr>
+              <w:t>________________________</w:t>
+            </w:r>
+          </w:p>
+        </w:tc>
+      </w:tr>
+      <w:tr>
+        <w:tc>
+          <w:tcPr>
+            <w:tcW w:w="1838" w:type="dxa"/>
+          </w:tcPr>
+          <w:p>
+            <w:pPr>
+              <w:rPr>
+                <w:rFonts w:ascii="Arial" w:hAnsi="Arial" w:cs="Arial"/>
+                <w:sz w:val="18"/>
+                <w:szCs w:val="18"/>
+              </w:rPr>
+            </w:pPr>
+          </w:p>
+          <w:p>
+            <w:pPr>
+              <w:rPr>
+                <w:rFonts w:ascii="Arial" w:hAnsi="Arial" w:cs="Arial"/>
+                <w:sz w:val="18"/>
+                <w:szCs w:val="18"/>
+              </w:rPr>
+            </w:pPr>
+            <w:r>
+              <w:rPr>
+                <w:rFonts w:ascii="Arial" w:hAnsi="Arial" w:cs="Arial"/>
+                <w:sz w:val="18"/>
+                <w:szCs w:val="18"/>
+              </w:rPr>
+              <w:t>Received by:</w:t>
+            </w:r>
+          </w:p>
+          <w:p>
+            <w:pPr>
+              <w:rPr>
+                <w:rFonts w:ascii="Arial" w:hAnsi="Arial" w:cs="Arial"/>
+                <w:sz w:val="18"/>
+                <w:szCs w:val="18"/>
+              </w:rPr>
+            </w:pPr>
+          </w:p>
+        </w:tc>
+        <w:tc>
+          <w:tcPr>
+            <w:tcW w:w="8954" w:type="dxa"/>
+          </w:tcPr>
+          <w:p>
+            <w:pPr>
+              <w:rPr>
+                <w:rFonts w:ascii="Arial" w:hAnsi="Arial" w:cs="Arial"/>
+                <w:sz w:val="18"/>
+                <w:szCs w:val="18"/>
+              </w:rPr>
+            </w:pPr>
           </w:p>
           <w:p>
             <w:pPr>
@@ -3055,7 +3073,6 @@
   <w:style w:type="character" w:default="1" w:styleId="DefaultParagraphFont">
     <w:name w:val="Default Paragraph Font"/>
     <w:uiPriority w:val="1"/>
-    <w:semiHidden/>
     <w:unhideWhenUsed/>
   </w:style>
   <w:style w:type="table" w:default="1" w:styleId="TableNormal">
